--- a/Formatos_Cruce/reconexion efectiva.docx
+++ b/Formatos_Cruce/reconexion efectiva.docx
@@ -13,6 +13,8 @@
           <w:lang w:val="es-CO" w:eastAsia="en-US"/>
         </w:rPr>
       </w:pPr>
+      <w:bookmarkStart w:id="0" w:name="_GoBack"/>
+      <w:bookmarkEnd w:id="0"/>
       <w:r>
         <w:rPr>
           <w:rFonts w:ascii="Arial" w:eastAsia="Calibri" w:hAnsi="Arial" w:cs="Arial"/>
@@ -397,7 +399,7 @@
           <w:noProof/>
           <w:lang w:val="es-CO" w:eastAsia="en-US"/>
         </w:rPr>
-        <w:t>ENTRADA</w:t>
+        <w:t>entrada</w:t>
       </w:r>
       <w:r>
         <w:rPr>
@@ -462,23 +464,7 @@
           <w:noProof/>
           <w:lang w:val="es-CO" w:eastAsia="en-US"/>
         </w:rPr>
-        <w:t>{{</w:t>
-      </w:r>
-      <w:r>
-        <w:rPr>
-          <w:rFonts w:ascii="Arial" w:eastAsia="Calibri" w:hAnsi="Arial" w:cs="Arial"/>
-          <w:noProof/>
-          <w:lang w:val="es-CO" w:eastAsia="en-US"/>
-        </w:rPr>
-        <w:t>fecha_de_radicado</w:t>
-      </w:r>
-      <w:r>
-        <w:rPr>
-          <w:rFonts w:ascii="Arial" w:eastAsia="Calibri" w:hAnsi="Arial" w:cs="Arial"/>
-          <w:noProof/>
-          <w:lang w:val="es-CO" w:eastAsia="en-US"/>
-        </w:rPr>
-        <w:t>}}</w:t>
+        <w:t>{{fecha_de_radicado}}</w:t>
       </w:r>
       <w:r>
         <w:rPr>
@@ -692,7 +678,6 @@
         </w:rPr>
         <w:t>{{</w:t>
       </w:r>
-      <w:proofErr w:type="spellStart"/>
       <w:r>
         <w:rPr>
           <w:rFonts w:ascii="Arial" w:eastAsia="Calibri" w:hAnsi="Arial" w:cs="Arial"/>
@@ -703,7 +688,6 @@
         </w:rPr>
         <w:t>cuenta_interna</w:t>
       </w:r>
-      <w:proofErr w:type="spellEnd"/>
       <w:r>
         <w:rPr>
           <w:rFonts w:ascii="Arial" w:eastAsia="Calibri" w:hAnsi="Arial" w:cs="Arial"/>
@@ -796,8 +780,6 @@
         </w:rPr>
         <w:t>r</w:t>
       </w:r>
-      <w:bookmarkStart w:id="0" w:name="_GoBack"/>
-      <w:bookmarkEnd w:id="0"/>
       <w:r>
         <w:rPr>
           <w:rFonts w:ascii="Arial" w:eastAsia="Calibri" w:hAnsi="Arial" w:cs="Arial"/>
@@ -924,27 +906,7 @@
           <w:noProof/>
           <w:lang w:val="es-CO" w:eastAsia="en-US"/>
         </w:rPr>
-        <w:t>{{</w:t>
-      </w:r>
-      <w:r>
-        <w:rPr>
-          <w:rFonts w:ascii="Arial" w:eastAsia="Calibri" w:hAnsi="Arial" w:cs="Arial"/>
-          <w:b/>
-          <w:bCs/>
-          <w:noProof/>
-          <w:lang w:val="es-CO" w:eastAsia="en-US"/>
-        </w:rPr>
-        <w:t>fecha_de_radicado</w:t>
-      </w:r>
-      <w:r>
-        <w:rPr>
-          <w:rFonts w:ascii="Arial" w:eastAsia="Calibri" w:hAnsi="Arial" w:cs="Arial"/>
-          <w:b/>
-          <w:bCs/>
-          <w:noProof/>
-          <w:lang w:val="es-CO" w:eastAsia="en-US"/>
-        </w:rPr>
-        <w:t>}}</w:t>
+        <w:t>{{fecha_de_radicado}}</w:t>
       </w:r>
       <w:r>
         <w:rPr>
@@ -1088,29 +1050,7 @@
           <w:noProof/>
           <w:lang w:eastAsia="es-CO"/>
         </w:rPr>
-        <w:t>{{</w:t>
-      </w:r>
-      <w:proofErr w:type="spellStart"/>
-      <w:r>
-        <w:rPr>
-          <w:rFonts w:ascii="Arial" w:hAnsi="Arial" w:cs="Arial"/>
-          <w:b/>
-          <w:bCs/>
-          <w:noProof/>
-          <w:lang w:eastAsia="es-CO"/>
-        </w:rPr>
-        <w:t>cta_contrato</w:t>
-      </w:r>
-      <w:proofErr w:type="spellEnd"/>
-      <w:r>
-        <w:rPr>
-          <w:rFonts w:ascii="Arial" w:hAnsi="Arial" w:cs="Arial"/>
-          <w:b/>
-          <w:bCs/>
-          <w:noProof/>
-          <w:lang w:eastAsia="es-CO"/>
-        </w:rPr>
-        <w:t>}}</w:t>
+        <w:t>{{cta_contrato}}</w:t>
       </w:r>
       <w:r>
         <w:rPr>
@@ -2416,7 +2356,6 @@
         </w:rPr>
         <w:t>{{</w:t>
       </w:r>
-      <w:proofErr w:type="spellStart"/>
       <w:r>
         <w:rPr>
           <w:rFonts w:ascii="Arial" w:eastAsia="Calibri" w:hAnsi="Arial" w:cs="Arial"/>
@@ -2427,7 +2366,6 @@
         </w:rPr>
         <w:t>telefono</w:t>
       </w:r>
-      <w:proofErr w:type="spellEnd"/>
       <w:r>
         <w:rPr>
           <w:rFonts w:ascii="Arial" w:eastAsia="Calibri" w:hAnsi="Arial" w:cs="Arial"/>
@@ -2665,7 +2603,6 @@
         </w:rPr>
         <w:t>{{</w:t>
       </w:r>
-      <w:proofErr w:type="spellStart"/>
       <w:r>
         <w:rPr>
           <w:rFonts w:ascii="Arial" w:hAnsi="Arial" w:cs="Arial"/>
@@ -2675,7 +2612,6 @@
         </w:rPr>
         <w:t>telefono</w:t>
       </w:r>
-      <w:proofErr w:type="spellEnd"/>
       <w:r>
         <w:rPr>
           <w:rFonts w:ascii="Arial" w:hAnsi="Arial" w:cs="Arial"/>
@@ -3538,14 +3474,14 @@
         <v:path o:extrusionok="f" gradientshapeok="t" o:connecttype="rect"/>
         <o:lock v:ext="edit" aspectratio="t"/>
       </v:shapetype>
-      <v:shape id="_x0000_i1254" type="#_x0000_t75" style="width:12.75pt;height:12.75pt" o:bullet="t">
+      <v:shape id="_x0000_i1028" type="#_x0000_t75" style="width:12.75pt;height:12.75pt" o:bullet="t">
         <v:imagedata r:id="rId1" o:title="mso2D3D"/>
       </v:shape>
     </w:pict>
   </w:numPicBullet>
   <w:numPicBullet w:numPicBulletId="1">
     <w:pict>
-      <v:shape id="_x0000_i1255" type="#_x0000_t75" style="width:69pt;height:54pt" o:bullet="t">
+      <v:shape id="_x0000_i1029" type="#_x0000_t75" style="width:69pt;height:54pt" o:bullet="t">
         <v:imagedata r:id="rId2" o:title="clip_image002"/>
       </v:shape>
     </w:pict>
@@ -10016,7 +9952,7 @@
 </file>
 
 <file path=customXml/itemProps1.xml><?xml version="1.0" encoding="utf-8"?>
-<ds:datastoreItem xmlns:ds="http://schemas.openxmlformats.org/officeDocument/2006/customXml" ds:itemID="{49D247CB-AF7E-48D5-84CA-8EA4AAE8D5B9}">
+<ds:datastoreItem xmlns:ds="http://schemas.openxmlformats.org/officeDocument/2006/customXml" ds:itemID="{52AC4DC0-95C2-432A-8C9C-963FC08C0BD9}">
   <ds:schemaRefs>
     <ds:schemaRef ds:uri="http://schemas.openxmlformats.org/officeDocument/2006/bibliography"/>
   </ds:schemaRefs>
